--- a/Mock/Task 1/Task 1a/Task1_Proposal_709016_Naser_A.docx
+++ b/Mock/Task 1/Task 1a/Task1_Proposal_709016_Naser_A.docx
@@ -1,6 +1,6 @@
 
 <file path=word/document.xml><?xml version="1.0" encoding="utf-8"?>
-<w:document xmlns:wpc="http://schemas.microsoft.com/office/word/2010/wordprocessingCanvas" xmlns:cx="http://schemas.microsoft.com/office/drawing/2014/chartex" xmlns:cx1="http://schemas.microsoft.com/office/drawing/2015/9/8/chartex" xmlns:cx2="http://schemas.microsoft.com/office/drawing/2015/10/21/chartex" xmlns:cx3="http://schemas.microsoft.com/office/drawing/2016/5/9/chartex" xmlns:cx4="http://schemas.microsoft.com/office/drawing/2016/5/10/chartex" xmlns:cx5="http://schemas.microsoft.com/office/drawing/2016/5/11/chartex" xmlns:cx6="http://schemas.microsoft.com/office/drawing/2016/5/12/chartex" xmlns:cx7="http://schemas.microsoft.com/office/drawing/2016/5/13/chartex" xmlns:cx8="http://schemas.microsoft.com/office/drawing/2016/5/14/chartex" xmlns:mc="http://schemas.openxmlformats.org/markup-compatibility/2006" xmlns:aink="http://schemas.microsoft.com/office/drawing/2016/ink" xmlns:am3d="http://schemas.microsoft.com/office/drawing/2017/model3d" xmlns:o="urn:schemas-microsoft-com:office:office" xmlns:r="http://schemas.openxmlformats.org/officeDocument/2006/relationships" xmlns:m="http://schemas.openxmlformats.org/officeDocument/2006/math" xmlns:v="urn:schemas-microsoft-com:vml" xmlns:wp14="http://schemas.microsoft.com/office/word/2010/wordprocessingDrawing" xmlns:wp="http://schemas.openxmlformats.org/drawingml/2006/wordprocessingDrawing" xmlns:w10="urn:schemas-microsoft-com:office:word" xmlns:w="http://schemas.openxmlformats.org/wordprocessingml/2006/main" xmlns:w14="http://schemas.microsoft.com/office/word/2010/wordml" xmlns:w15="http://schemas.microsoft.com/office/word/2012/wordml" xmlns:w16cex="http://schemas.microsoft.com/office/word/2018/wordml/cex" xmlns:w16cid="http://schemas.microsoft.com/office/word/2016/wordml/cid" xmlns:w16="http://schemas.microsoft.com/office/word/2018/wordml" xmlns:w16sdtdh="http://schemas.microsoft.com/office/word/2020/wordml/sdtdatahash" xmlns:w16se="http://schemas.microsoft.com/office/word/2015/wordml/symex" xmlns:wpg="http://schemas.microsoft.com/office/word/2010/wordprocessingGroup" xmlns:wpi="http://schemas.microsoft.com/office/word/2010/wordprocessingInk" xmlns:wne="http://schemas.microsoft.com/office/word/2006/wordml" xmlns:wps="http://schemas.microsoft.com/office/word/2010/wordprocessingShape" mc:Ignorable="w14 w15 w16se w16cid w16 w16cex w16sdtdh wp14">
+<w:document xmlns:wpc="http://schemas.microsoft.com/office/word/2010/wordprocessingCanvas" xmlns:cx="http://schemas.microsoft.com/office/drawing/2014/chartex" xmlns:cx1="http://schemas.microsoft.com/office/drawing/2015/9/8/chartex" xmlns:cx2="http://schemas.microsoft.com/office/drawing/2015/10/21/chartex" xmlns:cx3="http://schemas.microsoft.com/office/drawing/2016/5/9/chartex" xmlns:cx4="http://schemas.microsoft.com/office/drawing/2016/5/10/chartex" xmlns:cx5="http://schemas.microsoft.com/office/drawing/2016/5/11/chartex" xmlns:cx6="http://schemas.microsoft.com/office/drawing/2016/5/12/chartex" xmlns:cx7="http://schemas.microsoft.com/office/drawing/2016/5/13/chartex" xmlns:cx8="http://schemas.microsoft.com/office/drawing/2016/5/14/chartex" xmlns:mc="http://schemas.openxmlformats.org/markup-compatibility/2006" xmlns:aink="http://schemas.microsoft.com/office/drawing/2016/ink" xmlns:am3d="http://schemas.microsoft.com/office/drawing/2017/model3d" xmlns:o="urn:schemas-microsoft-com:office:office" xmlns:oel="http://schemas.microsoft.com/office/2019/extlst" xmlns:r="http://schemas.openxmlformats.org/officeDocument/2006/relationships" xmlns:m="http://schemas.openxmlformats.org/officeDocument/2006/math" xmlns:v="urn:schemas-microsoft-com:vml" xmlns:wp14="http://schemas.microsoft.com/office/word/2010/wordprocessingDrawing" xmlns:wp="http://schemas.openxmlformats.org/drawingml/2006/wordprocessingDrawing" xmlns:w10="urn:schemas-microsoft-com:office:word" xmlns:w="http://schemas.openxmlformats.org/wordprocessingml/2006/main" xmlns:w14="http://schemas.microsoft.com/office/word/2010/wordml" xmlns:w15="http://schemas.microsoft.com/office/word/2012/wordml" xmlns:w16cex="http://schemas.microsoft.com/office/word/2018/wordml/cex" xmlns:w16cid="http://schemas.microsoft.com/office/word/2016/wordml/cid" xmlns:w16="http://schemas.microsoft.com/office/word/2018/wordml" xmlns:w16du="http://schemas.microsoft.com/office/word/2023/wordml/word16du" xmlns:w16sdtdh="http://schemas.microsoft.com/office/word/2020/wordml/sdtdatahash" xmlns:w16sdtfl="http://schemas.microsoft.com/office/word/2024/wordml/sdtformatlock" xmlns:w16se="http://schemas.microsoft.com/office/word/2015/wordml/symex" xmlns:wpg="http://schemas.microsoft.com/office/word/2010/wordprocessingGroup" xmlns:wpi="http://schemas.microsoft.com/office/word/2010/wordprocessingInk" xmlns:wne="http://schemas.microsoft.com/office/word/2006/wordml" xmlns:wps="http://schemas.microsoft.com/office/word/2010/wordprocessingShape" mc:Ignorable="w14 w15 w16se w16cid w16 w16cex w16sdtdh w16sdtfl w16du wp14">
   <w:body>
     <w:sdt>
       <w:sdtPr>
@@ -165,7 +165,6 @@
             <w:dataBinding w:prefixMappings="xmlns:ns0='http://purl.org/dc/elements/1.1/' xmlns:ns1='http://schemas.openxmlformats.org/package/2006/metadata/core-properties' " w:xpath="/ns1:coreProperties[1]/ns0:subject[1]" w:storeItemID="{6C3C8BC8-F283-45AE-878A-BAB7291924A1}"/>
             <w:text/>
           </w:sdtPr>
-          <w:sdtEndPr/>
           <w:sdtContent>
             <w:p>
               <w:pPr>
@@ -280,7 +279,6 @@
                                     <w:calendar w:val="gregorian"/>
                                   </w:date>
                                 </w:sdtPr>
-                                <w:sdtEndPr/>
                                 <w:sdtContent>
                                   <w:p>
                                     <w:pPr>
@@ -326,7 +324,6 @@
                                     <w:dataBinding w:prefixMappings="xmlns:ns0='http://schemas.openxmlformats.org/officeDocument/2006/extended-properties' " w:xpath="/ns0:Properties[1]/ns0:Company[1]" w:storeItemID="{6668398D-A668-4E3E-A5EB-62B293D839F1}"/>
                                     <w:text/>
                                   </w:sdtPr>
-                                  <w:sdtEndPr/>
                                   <w:sdtContent>
                                     <w:r>
                                       <w:rPr>
@@ -357,7 +354,6 @@
                                     <w:dataBinding w:prefixMappings="xmlns:ns0='http://schemas.microsoft.com/office/2006/coverPageProps' " w:xpath="/ns0:CoverPageProperties[1]/ns0:CompanyAddress[1]" w:storeItemID="{55AF091B-3C7A-41E3-B477-F2FDAA23CFDA}"/>
                                     <w:text/>
                                   </w:sdtPr>
-                                  <w:sdtEndPr/>
                                   <w:sdtContent>
                                     <w:r>
                                       <w:rPr>
@@ -394,7 +390,7 @@
                     <v:stroke joinstyle="miter"/>
                     <v:path gradientshapeok="t" o:connecttype="rect"/>
                   </v:shapetype>
-                  <v:shape id="Text Box 142" o:spid="_x0000_s1026" type="#_x0000_t202" style="position:absolute;left:0;text-align:left;margin-left:0;margin-top:0;width:516pt;height:43.9pt;z-index:251659264;visibility:visible;mso-wrap-style:square;mso-width-percent:1000;mso-height-percent:0;mso-top-percent:850;mso-wrap-distance-left:9pt;mso-wrap-distance-top:0;mso-wrap-distance-right:9pt;mso-wrap-distance-bottom:0;mso-position-horizontal:center;mso-position-horizontal-relative:margin;mso-position-vertical-relative:page;mso-width-percent:1000;mso-height-percent:0;mso-top-percent:850;mso-width-relative:margin;mso-height-relative:margin;v-text-anchor:bottom" o:gfxdata="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" filled="f" stroked="f" strokeweight=".5pt">
+                  <v:shape id="Text Box 142" o:spid="_x0000_s1026" type="#_x0000_t202" style="position:absolute;left:0;text-align:left;margin-left:0;margin-top:0;width:516pt;height:43.9pt;z-index:251659264;visibility:visible;mso-wrap-style:square;mso-width-percent:1000;mso-height-percent:0;mso-top-percent:850;mso-wrap-distance-left:9pt;mso-wrap-distance-top:0;mso-wrap-distance-right:9pt;mso-wrap-distance-bottom:0;mso-position-horizontal:center;mso-position-horizontal-relative:margin;mso-position-vertical-relative:page;mso-width-percent:1000;mso-height-percent:0;mso-top-percent:850;mso-width-relative:margin;mso-height-relative:margin;v-text-anchor:bottom" o:gfxdata="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" filled="f" stroked="f" strokeweight=".5pt">
                     <v:textbox style="mso-fit-shape-to-text:t" inset="0,0,0,0">
                       <w:txbxContent>
                         <w:sdt>
@@ -416,7 +412,6 @@
                               <w:calendar w:val="gregorian"/>
                             </w:date>
                           </w:sdtPr>
-                          <w:sdtEndPr/>
                           <w:sdtContent>
                             <w:p>
                               <w:pPr>
@@ -462,7 +457,6 @@
                               <w:dataBinding w:prefixMappings="xmlns:ns0='http://schemas.openxmlformats.org/officeDocument/2006/extended-properties' " w:xpath="/ns0:Properties[1]/ns0:Company[1]" w:storeItemID="{6668398D-A668-4E3E-A5EB-62B293D839F1}"/>
                               <w:text/>
                             </w:sdtPr>
-                            <w:sdtEndPr/>
                             <w:sdtContent>
                               <w:r>
                                 <w:rPr>
@@ -493,7 +487,6 @@
                               <w:dataBinding w:prefixMappings="xmlns:ns0='http://schemas.microsoft.com/office/2006/coverPageProps' " w:xpath="/ns0:CoverPageProperties[1]/ns0:CompanyAddress[1]" w:storeItemID="{55AF091B-3C7A-41E3-B477-F2FDAA23CFDA}"/>
                               <w:text/>
                             </w:sdtPr>
-                            <w:sdtEndPr/>
                             <w:sdtContent>
                               <w:r>
                                 <w:rPr>
@@ -6581,10 +6574,7 @@
     </w:p>
     <w:p>
       <w:r>
-        <w:t>To represent CityPoint Room Hire in a professional manner, the digital solution needs to be usable and visually appealing.</w:t>
-      </w:r>
-      <w:r>
-        <w:t xml:space="preserve"> Some ke</w:t>
+        <w:t>To represent CityPoint Room Hire in a professional manner, the digital solution needs to be usable and visually appealing. Some ke</w:t>
       </w:r>
       <w:r>
         <w:t>y aspects I have to consider for the design phase are the colour scheme, spacing, fonts, images and illustrations.</w:t>
@@ -7572,7 +7562,7 @@
 </file>
 
 <file path=word/numbering.xml><?xml version="1.0" encoding="utf-8"?>
-<w:numbering xmlns:wpc="http://schemas.microsoft.com/office/word/2010/wordprocessingCanvas" xmlns:cx="http://schemas.microsoft.com/office/drawing/2014/chartex" xmlns:cx1="http://schemas.microsoft.com/office/drawing/2015/9/8/chartex" xmlns:cx2="http://schemas.microsoft.com/office/drawing/2015/10/21/chartex" xmlns:cx3="http://schemas.microsoft.com/office/drawing/2016/5/9/chartex" xmlns:cx4="http://schemas.microsoft.com/office/drawing/2016/5/10/chartex" xmlns:cx5="http://schemas.microsoft.com/office/drawing/2016/5/11/chartex" xmlns:cx6="http://schemas.microsoft.com/office/drawing/2016/5/12/chartex" xmlns:cx7="http://schemas.microsoft.com/office/drawing/2016/5/13/chartex" xmlns:cx8="http://schemas.microsoft.com/office/drawing/2016/5/14/chartex" xmlns:mc="http://schemas.openxmlformats.org/markup-compatibility/2006" xmlns:aink="http://schemas.microsoft.com/office/drawing/2016/ink" xmlns:am3d="http://schemas.microsoft.com/office/drawing/2017/model3d" xmlns:o="urn:schemas-microsoft-com:office:office" xmlns:r="http://schemas.openxmlformats.org/officeDocument/2006/relationships" xmlns:m="http://schemas.openxmlformats.org/officeDocument/2006/math" xmlns:v="urn:schemas-microsoft-com:vml" xmlns:wp14="http://schemas.microsoft.com/office/word/2010/wordprocessingDrawing" xmlns:wp="http://schemas.openxmlformats.org/drawingml/2006/wordprocessingDrawing" xmlns:w10="urn:schemas-microsoft-com:office:word" xmlns:w="http://schemas.openxmlformats.org/wordprocessingml/2006/main" xmlns:w14="http://schemas.microsoft.com/office/word/2010/wordml" xmlns:w15="http://schemas.microsoft.com/office/word/2012/wordml" xmlns:w16cex="http://schemas.microsoft.com/office/word/2018/wordml/cex" xmlns:w16cid="http://schemas.microsoft.com/office/word/2016/wordml/cid" xmlns:w16="http://schemas.microsoft.com/office/word/2018/wordml" xmlns:w16sdtdh="http://schemas.microsoft.com/office/word/2020/wordml/sdtdatahash" xmlns:w16se="http://schemas.microsoft.com/office/word/2015/wordml/symex" xmlns:wpg="http://schemas.microsoft.com/office/word/2010/wordprocessingGroup" xmlns:wpi="http://schemas.microsoft.com/office/word/2010/wordprocessingInk" xmlns:wne="http://schemas.microsoft.com/office/word/2006/wordml" xmlns:wps="http://schemas.microsoft.com/office/word/2010/wordprocessingShape" mc:Ignorable="w14 w15 w16se w16cid w16 w16cex w16sdtdh wp14">
+<w:numbering xmlns:wpc="http://schemas.microsoft.com/office/word/2010/wordprocessingCanvas" xmlns:cx="http://schemas.microsoft.com/office/drawing/2014/chartex" xmlns:cx1="http://schemas.microsoft.com/office/drawing/2015/9/8/chartex" xmlns:cx2="http://schemas.microsoft.com/office/drawing/2015/10/21/chartex" xmlns:cx3="http://schemas.microsoft.com/office/drawing/2016/5/9/chartex" xmlns:cx4="http://schemas.microsoft.com/office/drawing/2016/5/10/chartex" xmlns:cx5="http://schemas.microsoft.com/office/drawing/2016/5/11/chartex" xmlns:cx6="http://schemas.microsoft.com/office/drawing/2016/5/12/chartex" xmlns:cx7="http://schemas.microsoft.com/office/drawing/2016/5/13/chartex" xmlns:cx8="http://schemas.microsoft.com/office/drawing/2016/5/14/chartex" xmlns:mc="http://schemas.openxmlformats.org/markup-compatibility/2006" xmlns:aink="http://schemas.microsoft.com/office/drawing/2016/ink" xmlns:am3d="http://schemas.microsoft.com/office/drawing/2017/model3d" xmlns:o="urn:schemas-microsoft-com:office:office" xmlns:oel="http://schemas.microsoft.com/office/2019/extlst" xmlns:r="http://schemas.openxmlformats.org/officeDocument/2006/relationships" xmlns:m="http://schemas.openxmlformats.org/officeDocument/2006/math" xmlns:v="urn:schemas-microsoft-com:vml" xmlns:wp14="http://schemas.microsoft.com/office/word/2010/wordprocessingDrawing" xmlns:wp="http://schemas.openxmlformats.org/drawingml/2006/wordprocessingDrawing" xmlns:w10="urn:schemas-microsoft-com:office:word" xmlns:w="http://schemas.openxmlformats.org/wordprocessingml/2006/main" xmlns:w14="http://schemas.microsoft.com/office/word/2010/wordml" xmlns:w15="http://schemas.microsoft.com/office/word/2012/wordml" xmlns:w16cex="http://schemas.microsoft.com/office/word/2018/wordml/cex" xmlns:w16cid="http://schemas.microsoft.com/office/word/2016/wordml/cid" xmlns:w16="http://schemas.microsoft.com/office/word/2018/wordml" xmlns:w16du="http://schemas.microsoft.com/office/word/2023/wordml/word16du" xmlns:w16sdtdh="http://schemas.microsoft.com/office/word/2020/wordml/sdtdatahash" xmlns:w16sdtfl="http://schemas.microsoft.com/office/word/2024/wordml/sdtformatlock" xmlns:w16se="http://schemas.microsoft.com/office/word/2015/wordml/symex" xmlns:wpg="http://schemas.microsoft.com/office/word/2010/wordprocessingGroup" xmlns:wpi="http://schemas.microsoft.com/office/word/2010/wordprocessingInk" xmlns:wne="http://schemas.microsoft.com/office/word/2006/wordml" xmlns:wps="http://schemas.microsoft.com/office/word/2010/wordprocessingShape" mc:Ignorable="w14 w15 w16se w16cid w16 w16cex w16sdtdh w16sdtfl w16du wp14">
   <w:abstractNum w:abstractNumId="0" w15:restartNumberingAfterBreak="0">
     <w:nsid w:val="04FD0D86"/>
     <w:multiLevelType w:val="hybridMultilevel"/>
@@ -12093,124 +12083,124 @@
       </w:rPr>
     </w:lvl>
   </w:abstractNum>
-  <w:num w:numId="1">
+  <w:num w:numId="1" w16cid:durableId="483401154">
     <w:abstractNumId w:val="30"/>
   </w:num>
-  <w:num w:numId="2">
+  <w:num w:numId="2" w16cid:durableId="608003215">
     <w:abstractNumId w:val="32"/>
   </w:num>
-  <w:num w:numId="3">
+  <w:num w:numId="3" w16cid:durableId="1008602328">
     <w:abstractNumId w:val="10"/>
   </w:num>
-  <w:num w:numId="4">
+  <w:num w:numId="4" w16cid:durableId="815345020">
     <w:abstractNumId w:val="9"/>
   </w:num>
-  <w:num w:numId="5">
+  <w:num w:numId="5" w16cid:durableId="1272588373">
     <w:abstractNumId w:val="3"/>
   </w:num>
-  <w:num w:numId="6">
+  <w:num w:numId="6" w16cid:durableId="1517228842">
     <w:abstractNumId w:val="31"/>
   </w:num>
-  <w:num w:numId="7">
+  <w:num w:numId="7" w16cid:durableId="1150370566">
     <w:abstractNumId w:val="2"/>
   </w:num>
-  <w:num w:numId="8">
+  <w:num w:numId="8" w16cid:durableId="359168323">
     <w:abstractNumId w:val="13"/>
   </w:num>
-  <w:num w:numId="9">
+  <w:num w:numId="9" w16cid:durableId="16542656">
     <w:abstractNumId w:val="37"/>
   </w:num>
-  <w:num w:numId="10">
+  <w:num w:numId="10" w16cid:durableId="1384403371">
     <w:abstractNumId w:val="27"/>
   </w:num>
-  <w:num w:numId="11">
+  <w:num w:numId="11" w16cid:durableId="2030333596">
     <w:abstractNumId w:val="12"/>
   </w:num>
-  <w:num w:numId="12">
+  <w:num w:numId="12" w16cid:durableId="1776946793">
     <w:abstractNumId w:val="19"/>
   </w:num>
-  <w:num w:numId="13">
+  <w:num w:numId="13" w16cid:durableId="1628780347">
     <w:abstractNumId w:val="4"/>
   </w:num>
-  <w:num w:numId="14">
+  <w:num w:numId="14" w16cid:durableId="31347538">
     <w:abstractNumId w:val="33"/>
   </w:num>
-  <w:num w:numId="15">
+  <w:num w:numId="15" w16cid:durableId="404305573">
     <w:abstractNumId w:val="28"/>
   </w:num>
-  <w:num w:numId="16">
+  <w:num w:numId="16" w16cid:durableId="1980963276">
     <w:abstractNumId w:val="38"/>
   </w:num>
-  <w:num w:numId="17">
+  <w:num w:numId="17" w16cid:durableId="1368333851">
     <w:abstractNumId w:val="26"/>
   </w:num>
-  <w:num w:numId="18">
+  <w:num w:numId="18" w16cid:durableId="297029124">
     <w:abstractNumId w:val="35"/>
   </w:num>
-  <w:num w:numId="19">
+  <w:num w:numId="19" w16cid:durableId="328869458">
     <w:abstractNumId w:val="6"/>
   </w:num>
-  <w:num w:numId="20">
+  <w:num w:numId="20" w16cid:durableId="767579660">
     <w:abstractNumId w:val="23"/>
   </w:num>
-  <w:num w:numId="21">
+  <w:num w:numId="21" w16cid:durableId="1093208445">
     <w:abstractNumId w:val="11"/>
   </w:num>
-  <w:num w:numId="22">
+  <w:num w:numId="22" w16cid:durableId="20977103">
     <w:abstractNumId w:val="21"/>
   </w:num>
-  <w:num w:numId="23">
+  <w:num w:numId="23" w16cid:durableId="830023181">
     <w:abstractNumId w:val="36"/>
   </w:num>
-  <w:num w:numId="24">
+  <w:num w:numId="24" w16cid:durableId="1493833197">
     <w:abstractNumId w:val="5"/>
   </w:num>
-  <w:num w:numId="25">
+  <w:num w:numId="25" w16cid:durableId="683678381">
     <w:abstractNumId w:val="0"/>
   </w:num>
-  <w:num w:numId="26">
+  <w:num w:numId="26" w16cid:durableId="796146639">
     <w:abstractNumId w:val="8"/>
   </w:num>
-  <w:num w:numId="27">
+  <w:num w:numId="27" w16cid:durableId="104008292">
     <w:abstractNumId w:val="29"/>
   </w:num>
-  <w:num w:numId="28">
+  <w:num w:numId="28" w16cid:durableId="1259213381">
     <w:abstractNumId w:val="7"/>
   </w:num>
-  <w:num w:numId="29">
+  <w:num w:numId="29" w16cid:durableId="1772119896">
     <w:abstractNumId w:val="1"/>
   </w:num>
-  <w:num w:numId="30">
+  <w:num w:numId="30" w16cid:durableId="823546371">
     <w:abstractNumId w:val="18"/>
   </w:num>
-  <w:num w:numId="31">
+  <w:num w:numId="31" w16cid:durableId="1126851265">
     <w:abstractNumId w:val="16"/>
   </w:num>
-  <w:num w:numId="32">
+  <w:num w:numId="32" w16cid:durableId="742875873">
     <w:abstractNumId w:val="39"/>
   </w:num>
-  <w:num w:numId="33">
+  <w:num w:numId="33" w16cid:durableId="2018115701">
     <w:abstractNumId w:val="22"/>
   </w:num>
-  <w:num w:numId="34">
+  <w:num w:numId="34" w16cid:durableId="837111880">
     <w:abstractNumId w:val="15"/>
   </w:num>
-  <w:num w:numId="35">
+  <w:num w:numId="35" w16cid:durableId="1306546318">
     <w:abstractNumId w:val="34"/>
   </w:num>
-  <w:num w:numId="36">
+  <w:num w:numId="36" w16cid:durableId="1455902381">
     <w:abstractNumId w:val="25"/>
   </w:num>
-  <w:num w:numId="37">
+  <w:num w:numId="37" w16cid:durableId="420030665">
     <w:abstractNumId w:val="24"/>
   </w:num>
-  <w:num w:numId="38">
+  <w:num w:numId="38" w16cid:durableId="1402554659">
     <w:abstractNumId w:val="20"/>
   </w:num>
-  <w:num w:numId="39">
+  <w:num w:numId="39" w16cid:durableId="1020619445">
     <w:abstractNumId w:val="17"/>
   </w:num>
-  <w:num w:numId="40">
+  <w:num w:numId="40" w16cid:durableId="1026522233">
     <w:abstractNumId w:val="14"/>
   </w:num>
   <w:numIdMacAtCleanup w:val="40"/>
@@ -12218,7 +12208,7 @@
 </file>
 
 <file path=word/styles.xml><?xml version="1.0" encoding="utf-8"?>
-<w:styles xmlns:mc="http://schemas.openxmlformats.org/markup-compatibility/2006" xmlns:r="http://schemas.openxmlformats.org/officeDocument/2006/relationships" xmlns:w="http://schemas.openxmlformats.org/wordprocessingml/2006/main" xmlns:w14="http://schemas.microsoft.com/office/word/2010/wordml" xmlns:w15="http://schemas.microsoft.com/office/word/2012/wordml" xmlns:w16cex="http://schemas.microsoft.com/office/word/2018/wordml/cex" xmlns:w16cid="http://schemas.microsoft.com/office/word/2016/wordml/cid" xmlns:w16="http://schemas.microsoft.com/office/word/2018/wordml" xmlns:w16sdtdh="http://schemas.microsoft.com/office/word/2020/wordml/sdtdatahash" xmlns:w16se="http://schemas.microsoft.com/office/word/2015/wordml/symex" mc:Ignorable="w14 w15 w16se w16cid w16 w16cex w16sdtdh">
+<w:styles xmlns:mc="http://schemas.openxmlformats.org/markup-compatibility/2006" xmlns:r="http://schemas.openxmlformats.org/officeDocument/2006/relationships" xmlns:w="http://schemas.openxmlformats.org/wordprocessingml/2006/main" xmlns:w14="http://schemas.microsoft.com/office/word/2010/wordml" xmlns:w15="http://schemas.microsoft.com/office/word/2012/wordml" xmlns:w16cex="http://schemas.microsoft.com/office/word/2018/wordml/cex" xmlns:w16cid="http://schemas.microsoft.com/office/word/2016/wordml/cid" xmlns:w16="http://schemas.microsoft.com/office/word/2018/wordml" xmlns:w16du="http://schemas.microsoft.com/office/word/2023/wordml/word16du" xmlns:w16sdtdh="http://schemas.microsoft.com/office/word/2020/wordml/sdtdatahash" xmlns:w16sdtfl="http://schemas.microsoft.com/office/word/2024/wordml/sdtformatlock" xmlns:w16se="http://schemas.microsoft.com/office/word/2015/wordml/symex" mc:Ignorable="w14 w15 w16se w16cid w16 w16cex w16sdtdh w16sdtfl w16du">
   <w:docDefaults>
     <w:rPrDefault>
       <w:rPr>
@@ -12866,7 +12856,7 @@
 </file>
 
 <file path=word/glossary/document.xml><?xml version="1.0" encoding="utf-8"?>
-<w:glossaryDocument xmlns:wpc="http://schemas.microsoft.com/office/word/2010/wordprocessingCanvas" xmlns:cx="http://schemas.microsoft.com/office/drawing/2014/chartex" xmlns:cx1="http://schemas.microsoft.com/office/drawing/2015/9/8/chartex" xmlns:cx2="http://schemas.microsoft.com/office/drawing/2015/10/21/chartex" xmlns:cx3="http://schemas.microsoft.com/office/drawing/2016/5/9/chartex" xmlns:cx4="http://schemas.microsoft.com/office/drawing/2016/5/10/chartex" xmlns:cx5="http://schemas.microsoft.com/office/drawing/2016/5/11/chartex" xmlns:cx6="http://schemas.microsoft.com/office/drawing/2016/5/12/chartex" xmlns:cx7="http://schemas.microsoft.com/office/drawing/2016/5/13/chartex" xmlns:cx8="http://schemas.microsoft.com/office/drawing/2016/5/14/chartex" xmlns:mc="http://schemas.openxmlformats.org/markup-compatibility/2006" xmlns:aink="http://schemas.microsoft.com/office/drawing/2016/ink" xmlns:am3d="http://schemas.microsoft.com/office/drawing/2017/model3d" xmlns:o="urn:schemas-microsoft-com:office:office" xmlns:r="http://schemas.openxmlformats.org/officeDocument/2006/relationships" xmlns:m="http://schemas.openxmlformats.org/officeDocument/2006/math" xmlns:v="urn:schemas-microsoft-com:vml" xmlns:wp14="http://schemas.microsoft.com/office/word/2010/wordprocessingDrawing" xmlns:wp="http://schemas.openxmlformats.org/drawingml/2006/wordprocessingDrawing" xmlns:w10="urn:schemas-microsoft-com:office:word" xmlns:w="http://schemas.openxmlformats.org/wordprocessingml/2006/main" xmlns:w14="http://schemas.microsoft.com/office/word/2010/wordml" xmlns:w15="http://schemas.microsoft.com/office/word/2012/wordml" xmlns:w16cex="http://schemas.microsoft.com/office/word/2018/wordml/cex" xmlns:w16cid="http://schemas.microsoft.com/office/word/2016/wordml/cid" xmlns:w16="http://schemas.microsoft.com/office/word/2018/wordml" xmlns:w16sdtdh="http://schemas.microsoft.com/office/word/2020/wordml/sdtdatahash" xmlns:w16se="http://schemas.microsoft.com/office/word/2015/wordml/symex" xmlns:wpg="http://schemas.microsoft.com/office/word/2010/wordprocessingGroup" xmlns:wpi="http://schemas.microsoft.com/office/word/2010/wordprocessingInk" xmlns:wne="http://schemas.microsoft.com/office/word/2006/wordml" xmlns:wps="http://schemas.microsoft.com/office/word/2010/wordprocessingShape" mc:Ignorable="w14 w15 w16se w16cid w16 w16cex w16sdtdh wp14">
+<w:glossaryDocument xmlns:wpc="http://schemas.microsoft.com/office/word/2010/wordprocessingCanvas" xmlns:cx="http://schemas.microsoft.com/office/drawing/2014/chartex" xmlns:cx1="http://schemas.microsoft.com/office/drawing/2015/9/8/chartex" xmlns:cx2="http://schemas.microsoft.com/office/drawing/2015/10/21/chartex" xmlns:cx3="http://schemas.microsoft.com/office/drawing/2016/5/9/chartex" xmlns:cx4="http://schemas.microsoft.com/office/drawing/2016/5/10/chartex" xmlns:cx5="http://schemas.microsoft.com/office/drawing/2016/5/11/chartex" xmlns:cx6="http://schemas.microsoft.com/office/drawing/2016/5/12/chartex" xmlns:cx7="http://schemas.microsoft.com/office/drawing/2016/5/13/chartex" xmlns:cx8="http://schemas.microsoft.com/office/drawing/2016/5/14/chartex" xmlns:mc="http://schemas.openxmlformats.org/markup-compatibility/2006" xmlns:aink="http://schemas.microsoft.com/office/drawing/2016/ink" xmlns:am3d="http://schemas.microsoft.com/office/drawing/2017/model3d" xmlns:o="urn:schemas-microsoft-com:office:office" xmlns:oel="http://schemas.microsoft.com/office/2019/extlst" xmlns:r="http://schemas.openxmlformats.org/officeDocument/2006/relationships" xmlns:m="http://schemas.openxmlformats.org/officeDocument/2006/math" xmlns:v="urn:schemas-microsoft-com:vml" xmlns:wp14="http://schemas.microsoft.com/office/word/2010/wordprocessingDrawing" xmlns:wp="http://schemas.openxmlformats.org/drawingml/2006/wordprocessingDrawing" xmlns:w10="urn:schemas-microsoft-com:office:word" xmlns:w="http://schemas.openxmlformats.org/wordprocessingml/2006/main" xmlns:w14="http://schemas.microsoft.com/office/word/2010/wordml" xmlns:w15="http://schemas.microsoft.com/office/word/2012/wordml" xmlns:w16cex="http://schemas.microsoft.com/office/word/2018/wordml/cex" xmlns:w16cid="http://schemas.microsoft.com/office/word/2016/wordml/cid" xmlns:w16="http://schemas.microsoft.com/office/word/2018/wordml" xmlns:w16du="http://schemas.microsoft.com/office/word/2023/wordml/word16du" xmlns:w16sdtdh="http://schemas.microsoft.com/office/word/2020/wordml/sdtdatahash" xmlns:w16sdtfl="http://schemas.microsoft.com/office/word/2024/wordml/sdtformatlock" xmlns:w16se="http://schemas.microsoft.com/office/word/2015/wordml/symex" xmlns:wpg="http://schemas.microsoft.com/office/word/2010/wordprocessingGroup" xmlns:wpi="http://schemas.microsoft.com/office/word/2010/wordprocessingInk" xmlns:wne="http://schemas.microsoft.com/office/word/2006/wordml" xmlns:wps="http://schemas.microsoft.com/office/word/2010/wordprocessingShape" mc:Ignorable="w14 w15 w16se w16cid w16 w16cex w16sdtdh w16sdtfl w16du wp14">
   <w:docParts>
     <w:docPart>
       <w:docPartPr>
@@ -12892,7 +12882,7 @@
             <w:rPr>
               <w:rFonts w:asciiTheme="majorHAnsi" w:eastAsiaTheme="majorEastAsia" w:hAnsiTheme="majorHAnsi" w:cstheme="majorBidi"/>
               <w:caps/>
-              <w:color w:val="4472C4" w:themeColor="accent1"/>
+              <w:color w:val="156082" w:themeColor="accent1"/>
               <w:sz w:val="80"/>
               <w:szCs w:val="80"/>
             </w:rPr>
@@ -12923,7 +12913,7 @@
           </w:pPr>
           <w:r>
             <w:rPr>
-              <w:color w:val="4472C4" w:themeColor="accent1"/>
+              <w:color w:val="156082" w:themeColor="accent1"/>
               <w:sz w:val="28"/>
               <w:szCs w:val="28"/>
             </w:rPr>
@@ -12937,7 +12927,7 @@
 </file>
 
 <file path=word/glossary/fontTable.xml><?xml version="1.0" encoding="utf-8"?>
-<w:fonts xmlns:mc="http://schemas.openxmlformats.org/markup-compatibility/2006" xmlns:r="http://schemas.openxmlformats.org/officeDocument/2006/relationships" xmlns:w="http://schemas.openxmlformats.org/wordprocessingml/2006/main" xmlns:w14="http://schemas.microsoft.com/office/word/2010/wordml" xmlns:w15="http://schemas.microsoft.com/office/word/2012/wordml" xmlns:w16cex="http://schemas.microsoft.com/office/word/2018/wordml/cex" xmlns:w16cid="http://schemas.microsoft.com/office/word/2016/wordml/cid" xmlns:w16="http://schemas.microsoft.com/office/word/2018/wordml" xmlns:w16sdtdh="http://schemas.microsoft.com/office/word/2020/wordml/sdtdatahash" xmlns:w16se="http://schemas.microsoft.com/office/word/2015/wordml/symex" mc:Ignorable="w14 w15 w16se w16cid w16 w16cex w16sdtdh">
+<w:fonts xmlns:mc="http://schemas.openxmlformats.org/markup-compatibility/2006" xmlns:r="http://schemas.openxmlformats.org/officeDocument/2006/relationships" xmlns:w="http://schemas.openxmlformats.org/wordprocessingml/2006/main" xmlns:w14="http://schemas.microsoft.com/office/word/2010/wordml" xmlns:w15="http://schemas.microsoft.com/office/word/2012/wordml" xmlns:w16cex="http://schemas.microsoft.com/office/word/2018/wordml/cex" xmlns:w16cid="http://schemas.microsoft.com/office/word/2016/wordml/cid" xmlns:w16="http://schemas.microsoft.com/office/word/2018/wordml" xmlns:w16du="http://schemas.microsoft.com/office/word/2023/wordml/word16du" xmlns:w16sdtdh="http://schemas.microsoft.com/office/word/2020/wordml/sdtdatahash" xmlns:w16sdtfl="http://schemas.microsoft.com/office/word/2024/wordml/sdtformatlock" xmlns:w16se="http://schemas.microsoft.com/office/word/2015/wordml/symex" mc:Ignorable="w14 w15 w16se w16cid w16 w16cex w16sdtdh w16sdtfl w16du">
   <w:font w:name="Symbol">
     <w:panose1 w:val="05050102010706020507"/>
     <w:charset w:val="02"/>
@@ -12950,7 +12940,7 @@
     <w:charset w:val="00"/>
     <w:family w:val="roman"/>
     <w:pitch w:val="variable"/>
-    <w:sig w:usb0="E0002AFF" w:usb1="C0007843" w:usb2="00000009" w:usb3="00000000" w:csb0="000001FF" w:csb1="00000000"/>
+    <w:sig w:usb0="E0002EFF" w:usb1="C000785B" w:usb2="00000009" w:usb3="00000000" w:csb0="000001FF" w:csb1="00000000"/>
   </w:font>
   <w:font w:name="Courier New">
     <w:panose1 w:val="02070309020205020404"/>
@@ -12971,21 +12961,21 @@
     <w:charset w:val="00"/>
     <w:family w:val="swiss"/>
     <w:pitch w:val="variable"/>
-    <w:sig w:usb0="A00002EF" w:usb1="4000207B" w:usb2="00000000" w:usb3="00000000" w:csb0="0000009F" w:csb1="00000000"/>
+    <w:sig w:usb0="E4002EFF" w:usb1="C200ACFF" w:usb2="00000009" w:usb3="00000000" w:csb0="000001FF" w:csb1="00000000"/>
   </w:font>
   <w:font w:name="Arial">
     <w:panose1 w:val="020B0604020202020204"/>
     <w:charset w:val="00"/>
     <w:family w:val="swiss"/>
     <w:pitch w:val="variable"/>
-    <w:sig w:usb0="E0002AFF" w:usb1="C0007843" w:usb2="00000009" w:usb3="00000000" w:csb0="000001FF" w:csb1="00000000"/>
+    <w:sig w:usb0="E0002EFF" w:usb1="C000785B" w:usb2="00000009" w:usb3="00000000" w:csb0="000001FF" w:csb1="00000000"/>
   </w:font>
   <w:font w:name="Calibri Light">
     <w:panose1 w:val="020F0302020204030204"/>
     <w:charset w:val="00"/>
     <w:family w:val="swiss"/>
     <w:pitch w:val="variable"/>
-    <w:sig w:usb0="A00002EF" w:usb1="4000207B" w:usb2="00000000" w:usb3="00000000" w:csb0="0000009F" w:csb1="00000000"/>
+    <w:sig w:usb0="E4002EFF" w:usb1="C200247B" w:usb2="00000009" w:usb3="00000000" w:csb0="000001FF" w:csb1="00000000"/>
   </w:font>
   <w:font w:name="Cambria Math">
     <w:panose1 w:val="02040503050406030204"/>
@@ -12994,11 +12984,23 @@
     <w:pitch w:val="variable"/>
     <w:sig w:usb0="E00006FF" w:usb1="420024FF" w:usb2="02000000" w:usb3="00000000" w:csb0="0000019F" w:csb1="00000000"/>
   </w:font>
+  <w:font w:name="Aptos">
+    <w:charset w:val="00"/>
+    <w:family w:val="swiss"/>
+    <w:pitch w:val="variable"/>
+    <w:sig w:usb0="20000287" w:usb1="00000003" w:usb2="00000000" w:usb3="00000000" w:csb0="0000019F" w:csb1="00000000"/>
+  </w:font>
+  <w:font w:name="Aptos Display">
+    <w:charset w:val="00"/>
+    <w:family w:val="swiss"/>
+    <w:pitch w:val="variable"/>
+    <w:sig w:usb0="20000287" w:usb1="00000003" w:usb2="00000000" w:usb3="00000000" w:csb0="0000019F" w:csb1="00000000"/>
+  </w:font>
 </w:fonts>
 </file>
 
 <file path=word/glossary/settings.xml><?xml version="1.0" encoding="utf-8"?>
-<w:settings xmlns:mc="http://schemas.openxmlformats.org/markup-compatibility/2006" xmlns:o="urn:schemas-microsoft-com:office:office" xmlns:r="http://schemas.openxmlformats.org/officeDocument/2006/relationships" xmlns:m="http://schemas.openxmlformats.org/officeDocument/2006/math" xmlns:v="urn:schemas-microsoft-com:vml" xmlns:w10="urn:schemas-microsoft-com:office:word" xmlns:w="http://schemas.openxmlformats.org/wordprocessingml/2006/main" xmlns:w14="http://schemas.microsoft.com/office/word/2010/wordml" xmlns:w15="http://schemas.microsoft.com/office/word/2012/wordml" xmlns:w16cex="http://schemas.microsoft.com/office/word/2018/wordml/cex" xmlns:w16cid="http://schemas.microsoft.com/office/word/2016/wordml/cid" xmlns:w16="http://schemas.microsoft.com/office/word/2018/wordml" xmlns:w16sdtdh="http://schemas.microsoft.com/office/word/2020/wordml/sdtdatahash" xmlns:w16se="http://schemas.microsoft.com/office/word/2015/wordml/symex" xmlns:sl="http://schemas.openxmlformats.org/schemaLibrary/2006/main" mc:Ignorable="w14 w15 w16se w16cid w16 w16cex w16sdtdh">
+<w:settings xmlns:mc="http://schemas.openxmlformats.org/markup-compatibility/2006" xmlns:o="urn:schemas-microsoft-com:office:office" xmlns:r="http://schemas.openxmlformats.org/officeDocument/2006/relationships" xmlns:m="http://schemas.openxmlformats.org/officeDocument/2006/math" xmlns:v="urn:schemas-microsoft-com:vml" xmlns:w10="urn:schemas-microsoft-com:office:word" xmlns:w="http://schemas.openxmlformats.org/wordprocessingml/2006/main" xmlns:w14="http://schemas.microsoft.com/office/word/2010/wordml" xmlns:w15="http://schemas.microsoft.com/office/word/2012/wordml" xmlns:w16cex="http://schemas.microsoft.com/office/word/2018/wordml/cex" xmlns:w16cid="http://schemas.microsoft.com/office/word/2016/wordml/cid" xmlns:w16="http://schemas.microsoft.com/office/word/2018/wordml" xmlns:w16du="http://schemas.microsoft.com/office/word/2023/wordml/word16du" xmlns:w16sdtdh="http://schemas.microsoft.com/office/word/2020/wordml/sdtdatahash" xmlns:w16sdtfl="http://schemas.microsoft.com/office/word/2024/wordml/sdtformatlock" xmlns:w16se="http://schemas.microsoft.com/office/word/2015/wordml/symex" xmlns:sl="http://schemas.openxmlformats.org/schemaLibrary/2006/main" mc:Ignorable="w14 w15 w16se w16cid w16 w16cex w16sdtdh w16sdtfl w16du">
   <w:view w:val="normal"/>
   <w:defaultTabStop w:val="720"/>
   <w:characterSpacingControl w:val="doNotCompress"/>
@@ -13014,6 +13016,8 @@
   <w:rsids>
     <w:rsidRoot w:val="00D74BA1"/>
     <w:rsid w:val="00027145"/>
+    <w:rsid w:val="000A6753"/>
+    <w:rsid w:val="0014504C"/>
     <w:rsid w:val="004F304C"/>
     <w:rsid w:val="005F202A"/>
     <w:rsid w:val="00692DE9"/>
@@ -13050,7 +13054,7 @@
 </file>
 
 <file path=word/glossary/styles.xml><?xml version="1.0" encoding="utf-8"?>
-<w:styles xmlns:mc="http://schemas.openxmlformats.org/markup-compatibility/2006" xmlns:r="http://schemas.openxmlformats.org/officeDocument/2006/relationships" xmlns:w="http://schemas.openxmlformats.org/wordprocessingml/2006/main" xmlns:w14="http://schemas.microsoft.com/office/word/2010/wordml" xmlns:w15="http://schemas.microsoft.com/office/word/2012/wordml" xmlns:w16cex="http://schemas.microsoft.com/office/word/2018/wordml/cex" xmlns:w16cid="http://schemas.microsoft.com/office/word/2016/wordml/cid" xmlns:w16="http://schemas.microsoft.com/office/word/2018/wordml" xmlns:w16sdtdh="http://schemas.microsoft.com/office/word/2020/wordml/sdtdatahash" xmlns:w16se="http://schemas.microsoft.com/office/word/2015/wordml/symex" mc:Ignorable="w14 w15 w16se w16cid w16 w16cex w16sdtdh">
+<w:styles xmlns:mc="http://schemas.openxmlformats.org/markup-compatibility/2006" xmlns:r="http://schemas.openxmlformats.org/officeDocument/2006/relationships" xmlns:w="http://schemas.openxmlformats.org/wordprocessingml/2006/main" xmlns:w14="http://schemas.microsoft.com/office/word/2010/wordml" xmlns:w15="http://schemas.microsoft.com/office/word/2012/wordml" xmlns:w16cex="http://schemas.microsoft.com/office/word/2018/wordml/cex" xmlns:w16cid="http://schemas.microsoft.com/office/word/2016/wordml/cid" xmlns:w16="http://schemas.microsoft.com/office/word/2018/wordml" xmlns:w16du="http://schemas.microsoft.com/office/word/2023/wordml/word16du" xmlns:w16sdtdh="http://schemas.microsoft.com/office/word/2020/wordml/sdtdatahash" xmlns:w16sdtfl="http://schemas.microsoft.com/office/word/2024/wordml/sdtformatlock" xmlns:w16se="http://schemas.microsoft.com/office/word/2015/wordml/symex" mc:Ignorable="w14 w15 w16se w16cid w16 w16cex w16sdtdh w16sdtfl w16du">
   <w:docDefaults>
     <w:rPrDefault>
       <w:rPr>
@@ -13487,7 +13491,7 @@
 </file>
 
 <file path=word/glossary/webSettings.xml><?xml version="1.0" encoding="utf-8"?>
-<w:webSettings xmlns:mc="http://schemas.openxmlformats.org/markup-compatibility/2006" xmlns:r="http://schemas.openxmlformats.org/officeDocument/2006/relationships" xmlns:w="http://schemas.openxmlformats.org/wordprocessingml/2006/main" xmlns:w14="http://schemas.microsoft.com/office/word/2010/wordml" xmlns:w15="http://schemas.microsoft.com/office/word/2012/wordml" xmlns:w16cex="http://schemas.microsoft.com/office/word/2018/wordml/cex" xmlns:w16cid="http://schemas.microsoft.com/office/word/2016/wordml/cid" xmlns:w16="http://schemas.microsoft.com/office/word/2018/wordml" xmlns:w16sdtdh="http://schemas.microsoft.com/office/word/2020/wordml/sdtdatahash" xmlns:w16se="http://schemas.microsoft.com/office/word/2015/wordml/symex" mc:Ignorable="w14 w15 w16se w16cid w16 w16cex w16sdtdh">
+<w:webSettings xmlns:mc="http://schemas.openxmlformats.org/markup-compatibility/2006" xmlns:r="http://schemas.openxmlformats.org/officeDocument/2006/relationships" xmlns:w="http://schemas.openxmlformats.org/wordprocessingml/2006/main" xmlns:w14="http://schemas.microsoft.com/office/word/2010/wordml" xmlns:w15="http://schemas.microsoft.com/office/word/2012/wordml" xmlns:w16cex="http://schemas.microsoft.com/office/word/2018/wordml/cex" xmlns:w16cid="http://schemas.microsoft.com/office/word/2016/wordml/cid" xmlns:w16="http://schemas.microsoft.com/office/word/2018/wordml" xmlns:w16du="http://schemas.microsoft.com/office/word/2023/wordml/word16du" xmlns:w16sdtdh="http://schemas.microsoft.com/office/word/2020/wordml/sdtdatahash" xmlns:w16sdtfl="http://schemas.microsoft.com/office/word/2024/wordml/sdtformatlock" xmlns:w16se="http://schemas.microsoft.com/office/word/2015/wordml/symex" mc:Ignorable="w14 w15 w16se w16cid w16 w16cex w16sdtdh w16sdtfl w16du">
   <w:optimizeForBrowser/>
   <w:allowPNG/>
 </w:webSettings>
